--- a/documents/programs/ot/ot_ozp_1.docx
+++ b/documents/programs/ot/ot_ozp_1.docx
@@ -78,7 +78,7 @@
           <w:shd w:fill="auto" w:val="clear"/>
           <w:lang w:eastAsia="ru-RU"/>
         </w:rPr>
-        <w:t xml:space="preserve">Дополнительная общеразвивающая программа обучения безопасные  методы и приемы выполнения работ  повышенной опасности в ограниченных и замкнутых пространствах (ОЗП) работников 1 группы </w:t>
+        <w:t xml:space="preserve">Дополнительная общеразвивающая программа «Безопасные  методы и приемы выполнения работ  повышенной опасности в ограниченных и замкнутых пространствах (ОЗП) работников 1 группы» </w:t>
       </w:r>
       <w:r>
         <w:rPr>
@@ -103,7 +103,7 @@
           <w:shd w:fill="auto" w:val="clear"/>
           <w:lang w:eastAsia="ru-RU"/>
         </w:rPr>
-        <w:t>(далее-Программа) предназначена для приобретения слушателями  необходимых знаний, умений, навыков по охране труда для их применения в практической деятельности в области охраны труда с целью обеспечения профилактических мер по сокращению производственного травматизма и профессиональных заболеваний.</w:t>
+        <w:t>(далее-Программа) предназначена для приобретения слушателями  необходимых знаний, умений, навыков  с целью обеспечения профилактических мер по предотвращению производственного травматизма и профессиональных заболеваний.</w:t>
       </w:r>
     </w:p>
     <w:p>
@@ -1186,7 +1186,7 @@
           <w:szCs w:val="24"/>
           <w:shd w:fill="auto" w:val="clear"/>
         </w:rPr>
-        <w:t>Очная.</w:t>
+        <w:t>Очная, очно-заочная</w:t>
       </w:r>
     </w:p>
     <w:p>
@@ -1814,6 +1814,38 @@
           <w:sz w:val="24"/>
           <w:szCs w:val="24"/>
           <w:shd w:fill="81D41A" w:val="clear"/>
+          <w:lang w:val="ru-RU" w:eastAsia="zh-CN" w:bidi="ar-SA"/>
+        </w:rPr>
+      </w:r>
+    </w:p>
+    <w:p>
+      <w:pPr>
+        <w:pStyle w:val="Normal"/>
+        <w:widowControl/>
+        <w:suppressAutoHyphens w:val="false"/>
+        <w:bidi w:val="0"/>
+        <w:spacing w:lineRule="auto" w:line="240"/>
+        <w:ind w:left="0" w:right="0" w:firstLine="709"/>
+        <w:jc w:val="both"/>
+        <w:rPr>
+          <w:rFonts w:ascii="Times New Roman" w:hAnsi="Times New Roman" w:eastAsia="Times New Roman" w:cs="Times New Roman"/>
+          <w:b w:val="false"/>
+          <w:b w:val="false"/>
+          <w:bCs w:val="false"/>
+          <w:color w:val="auto"/>
+          <w:sz w:val="24"/>
+          <w:szCs w:val="24"/>
+          <w:lang w:val="ru-RU" w:eastAsia="zh-CN" w:bidi="ar-SA"/>
+        </w:rPr>
+      </w:pPr>
+      <w:r>
+        <w:rPr>
+          <w:rFonts w:eastAsia="Times New Roman" w:cs="Times New Roman"/>
+          <w:b w:val="false"/>
+          <w:bCs w:val="false"/>
+          <w:color w:val="auto"/>
+          <w:sz w:val="24"/>
+          <w:szCs w:val="24"/>
           <w:lang w:val="ru-RU" w:eastAsia="zh-CN" w:bidi="ar-SA"/>
         </w:rPr>
       </w:r>
@@ -6246,9 +6278,7 @@
         <w:rPr>
           <w:sz w:val="20"/>
           <w:szCs w:val="20"/>
-          <w:shd w:fill="auto" w:val="clear"/>
-        </w:rPr>
-        <w:t>*Количество часов, отводимых на занятие может корректироваться в зависимости от загруженности преподавателя.</w:t>
+        </w:rPr>
       </w:r>
     </w:p>
     <w:p>
@@ -6260,6 +6290,477 @@
           <w:rFonts w:ascii="Times New Roman" w:hAnsi="Times New Roman"/>
           <w:sz w:val="20"/>
           <w:szCs w:val="20"/>
+        </w:rPr>
+      </w:pPr>
+      <w:r>
+        <w:rPr>
+          <w:sz w:val="24"/>
+          <w:szCs w:val="24"/>
+        </w:rPr>
+      </w:r>
+    </w:p>
+    <w:p>
+      <w:pPr>
+        <w:pStyle w:val="Default"/>
+        <w:spacing w:lineRule="auto" w:line="240" w:before="0" w:after="0"/>
+        <w:ind w:left="0" w:right="0" w:hanging="0"/>
+        <w:jc w:val="center"/>
+        <w:rPr>
+          <w:rFonts w:ascii="Times New Roman" w:hAnsi="Times New Roman"/>
+          <w:sz w:val="24"/>
+          <w:szCs w:val="24"/>
+        </w:rPr>
+      </w:pPr>
+      <w:r>
+        <w:rPr>
+          <w:sz w:val="24"/>
+          <w:szCs w:val="24"/>
+        </w:rPr>
+      </w:r>
+    </w:p>
+    <w:p>
+      <w:pPr>
+        <w:pStyle w:val="Default"/>
+        <w:spacing w:lineRule="auto" w:line="240" w:before="0" w:after="0"/>
+        <w:ind w:left="0" w:right="0" w:hanging="0"/>
+        <w:jc w:val="center"/>
+        <w:rPr>
+          <w:rFonts w:ascii="Times New Roman" w:hAnsi="Times New Roman"/>
+          <w:sz w:val="24"/>
+          <w:szCs w:val="24"/>
+        </w:rPr>
+      </w:pPr>
+      <w:r>
+        <w:rPr>
+          <w:sz w:val="24"/>
+          <w:szCs w:val="24"/>
+        </w:rPr>
+      </w:r>
+    </w:p>
+    <w:p>
+      <w:pPr>
+        <w:pStyle w:val="Default"/>
+        <w:spacing w:lineRule="auto" w:line="240" w:before="0" w:after="0"/>
+        <w:ind w:left="0" w:right="0" w:hanging="0"/>
+        <w:jc w:val="center"/>
+        <w:rPr>
+          <w:rFonts w:ascii="Times New Roman" w:hAnsi="Times New Roman"/>
+          <w:sz w:val="24"/>
+          <w:szCs w:val="24"/>
+        </w:rPr>
+      </w:pPr>
+      <w:r>
+        <w:rPr>
+          <w:sz w:val="24"/>
+          <w:szCs w:val="24"/>
+        </w:rPr>
+      </w:r>
+    </w:p>
+    <w:tbl>
+      <w:tblPr>
+        <w:tblW w:w="5000" w:type="pct"/>
+        <w:jc w:val="left"/>
+        <w:tblInd w:w="108" w:type="dxa"/>
+        <w:tblLayout w:type="fixed"/>
+        <w:tblCellMar>
+          <w:top w:w="0" w:type="dxa"/>
+          <w:left w:w="108" w:type="dxa"/>
+          <w:bottom w:w="0" w:type="dxa"/>
+          <w:right w:w="108" w:type="dxa"/>
+        </w:tblCellMar>
+      </w:tblPr>
+      <w:tblGrid>
+        <w:gridCol w:w="10261"/>
+      </w:tblGrid>
+      <w:tr>
+        <w:trPr/>
+        <w:tc>
+          <w:tcPr>
+            <w:tcW w:w="10261" w:type="dxa"/>
+            <w:tcBorders>
+              <w:top w:val="single" w:sz="4" w:space="0" w:color="000000"/>
+              <w:left w:val="single" w:sz="4" w:space="0" w:color="000000"/>
+              <w:bottom w:val="single" w:sz="4" w:space="0" w:color="000000"/>
+              <w:right w:val="single" w:sz="4" w:space="0" w:color="000000"/>
+            </w:tcBorders>
+          </w:tcPr>
+          <w:p>
+            <w:pPr>
+              <w:pStyle w:val="Normal"/>
+              <w:widowControl w:val="false"/>
+              <w:spacing w:lineRule="auto" w:line="240" w:before="0" w:after="0"/>
+              <w:ind w:left="0" w:right="0" w:hanging="0"/>
+              <w:jc w:val="center"/>
+              <w:rPr>
+                <w:rFonts w:ascii="Times New Roman" w:hAnsi="Times New Roman"/>
+                <w:sz w:val="24"/>
+                <w:szCs w:val="24"/>
+              </w:rPr>
+            </w:pPr>
+            <w:r>
+              <w:rPr>
+                <w:sz w:val="24"/>
+                <w:szCs w:val="24"/>
+                <w:lang w:eastAsia="ru-RU"/>
+              </w:rPr>
+              <w:t>Тема</w:t>
+            </w:r>
+          </w:p>
+        </w:tc>
+      </w:tr>
+      <w:tr>
+        <w:trPr/>
+        <w:tc>
+          <w:tcPr>
+            <w:tcW w:w="10261" w:type="dxa"/>
+            <w:tcBorders>
+              <w:top w:val="single" w:sz="4" w:space="0" w:color="000000"/>
+              <w:left w:val="single" w:sz="4" w:space="0" w:color="000000"/>
+              <w:bottom w:val="single" w:sz="4" w:space="0" w:color="000000"/>
+              <w:right w:val="single" w:sz="4" w:space="0" w:color="000000"/>
+            </w:tcBorders>
+          </w:tcPr>
+          <w:p>
+            <w:pPr>
+              <w:pStyle w:val="Normal"/>
+              <w:widowControl w:val="false"/>
+              <w:rPr>
+                <w:rFonts w:ascii="Times New Roman" w:hAnsi="Times New Roman"/>
+                <w:sz w:val="24"/>
+                <w:szCs w:val="24"/>
+              </w:rPr>
+            </w:pPr>
+            <w:r>
+              <w:rPr>
+                <w:sz w:val="24"/>
+                <w:szCs w:val="24"/>
+              </w:rPr>
+              <w:t>1.Требования безопасности при организации производства работ в ограниченных и замкнутых пространствах для работников 1 группы</w:t>
+            </w:r>
+          </w:p>
+        </w:tc>
+      </w:tr>
+      <w:tr>
+        <w:trPr/>
+        <w:tc>
+          <w:tcPr>
+            <w:tcW w:w="10261" w:type="dxa"/>
+            <w:tcBorders>
+              <w:left w:val="single" w:sz="4" w:space="0" w:color="000000"/>
+              <w:bottom w:val="single" w:sz="4" w:space="0" w:color="000000"/>
+              <w:right w:val="single" w:sz="4" w:space="0" w:color="000000"/>
+            </w:tcBorders>
+          </w:tcPr>
+          <w:p>
+            <w:pPr>
+              <w:pStyle w:val="Normal"/>
+              <w:widowControl w:val="false"/>
+              <w:rPr>
+                <w:rFonts w:ascii="Times New Roman" w:hAnsi="Times New Roman"/>
+                <w:sz w:val="24"/>
+                <w:szCs w:val="24"/>
+              </w:rPr>
+            </w:pPr>
+            <w:r>
+              <w:rPr>
+                <w:sz w:val="24"/>
+                <w:szCs w:val="24"/>
+              </w:rPr>
+              <w:t>2.Требования безопасности при выполнении работ в ограниченных и замкнутых пространствах для работников 1 группы</w:t>
+            </w:r>
+          </w:p>
+        </w:tc>
+      </w:tr>
+      <w:tr>
+        <w:trPr/>
+        <w:tc>
+          <w:tcPr>
+            <w:tcW w:w="10261" w:type="dxa"/>
+            <w:tcBorders>
+              <w:left w:val="single" w:sz="4" w:space="0" w:color="000000"/>
+              <w:bottom w:val="single" w:sz="4" w:space="0" w:color="000000"/>
+              <w:right w:val="single" w:sz="4" w:space="0" w:color="000000"/>
+            </w:tcBorders>
+          </w:tcPr>
+          <w:p>
+            <w:pPr>
+              <w:pStyle w:val="Normal"/>
+              <w:widowControl w:val="false"/>
+              <w:rPr>
+                <w:rFonts w:ascii="Times New Roman" w:hAnsi="Times New Roman"/>
+                <w:sz w:val="24"/>
+                <w:szCs w:val="24"/>
+              </w:rPr>
+            </w:pPr>
+            <w:r>
+              <w:rPr>
+                <w:rFonts w:eastAsia="Times New Roman" w:cs="Times New Roman"/>
+                <w:color w:val="auto"/>
+                <w:kern w:val="0"/>
+                <w:sz w:val="24"/>
+                <w:szCs w:val="24"/>
+                <w:lang w:val="ru-RU" w:eastAsia="ru-RU" w:bidi="ru-RU"/>
+              </w:rPr>
+              <w:t>3.Несчастные случаи на производстве</w:t>
+            </w:r>
+          </w:p>
+        </w:tc>
+      </w:tr>
+      <w:tr>
+        <w:trPr/>
+        <w:tc>
+          <w:tcPr>
+            <w:tcW w:w="10261" w:type="dxa"/>
+            <w:tcBorders>
+              <w:left w:val="single" w:sz="4" w:space="0" w:color="000000"/>
+              <w:bottom w:val="single" w:sz="4" w:space="0" w:color="000000"/>
+              <w:right w:val="single" w:sz="4" w:space="0" w:color="000000"/>
+            </w:tcBorders>
+          </w:tcPr>
+          <w:p>
+            <w:pPr>
+              <w:pStyle w:val="Normal"/>
+              <w:widowControl w:val="false"/>
+              <w:rPr>
+                <w:rFonts w:ascii="Times New Roman" w:hAnsi="Times New Roman"/>
+                <w:sz w:val="24"/>
+                <w:szCs w:val="24"/>
+              </w:rPr>
+            </w:pPr>
+            <w:r>
+              <w:rPr>
+                <w:rFonts w:eastAsia="Times New Roman" w:cs="Times New Roman"/>
+                <w:color w:val="auto"/>
+                <w:kern w:val="0"/>
+                <w:sz w:val="24"/>
+                <w:szCs w:val="24"/>
+                <w:lang w:val="ru-RU" w:eastAsia="ru-RU" w:bidi="ru-RU"/>
+              </w:rPr>
+              <w:t>4.Организационно-правовые аспекты оказания первой помощи</w:t>
+            </w:r>
+          </w:p>
+        </w:tc>
+      </w:tr>
+    </w:tbl>
+    <w:p>
+      <w:pPr>
+        <w:pStyle w:val="Normal"/>
+        <w:spacing w:lineRule="auto" w:line="240" w:before="0" w:after="0"/>
+        <w:ind w:left="0" w:right="0" w:hanging="0"/>
+        <w:jc w:val="center"/>
+        <w:rPr>
+          <w:rFonts w:ascii="Times New Roman" w:hAnsi="Times New Roman"/>
+          <w:sz w:val="24"/>
+          <w:szCs w:val="24"/>
+        </w:rPr>
+      </w:pPr>
+      <w:r>
+        <w:rPr>
+          <w:sz w:val="24"/>
+          <w:szCs w:val="24"/>
+        </w:rPr>
+      </w:r>
+    </w:p>
+    <w:p>
+      <w:pPr>
+        <w:pStyle w:val="Default"/>
+        <w:spacing w:lineRule="auto" w:line="240" w:before="0" w:after="0"/>
+        <w:ind w:left="0" w:right="0" w:hanging="0"/>
+        <w:jc w:val="center"/>
+        <w:rPr>
+          <w:rFonts w:ascii="Times New Roman" w:hAnsi="Times New Roman"/>
+          <w:sz w:val="24"/>
+          <w:szCs w:val="24"/>
+        </w:rPr>
+      </w:pPr>
+      <w:r>
+        <w:rPr>
+          <w:sz w:val="24"/>
+          <w:szCs w:val="24"/>
+        </w:rPr>
+      </w:r>
+    </w:p>
+    <w:p>
+      <w:pPr>
+        <w:pStyle w:val="Default"/>
+        <w:spacing w:lineRule="auto" w:line="240" w:before="0" w:after="0"/>
+        <w:ind w:left="0" w:right="0" w:hanging="0"/>
+        <w:jc w:val="center"/>
+        <w:rPr>
+          <w:rFonts w:ascii="Times New Roman" w:hAnsi="Times New Roman"/>
+          <w:sz w:val="24"/>
+          <w:szCs w:val="24"/>
+        </w:rPr>
+      </w:pPr>
+      <w:r>
+        <w:rPr>
+          <w:sz w:val="24"/>
+          <w:szCs w:val="24"/>
+        </w:rPr>
+      </w:r>
+    </w:p>
+    <w:p>
+      <w:pPr>
+        <w:pStyle w:val="Default"/>
+        <w:spacing w:lineRule="auto" w:line="240" w:before="0" w:after="0"/>
+        <w:ind w:left="0" w:right="0" w:hanging="0"/>
+        <w:jc w:val="center"/>
+        <w:rPr>
+          <w:rFonts w:ascii="Times New Roman" w:hAnsi="Times New Roman"/>
+          <w:sz w:val="24"/>
+          <w:szCs w:val="24"/>
+        </w:rPr>
+      </w:pPr>
+      <w:r>
+        <w:rPr>
+          <w:sz w:val="24"/>
+          <w:szCs w:val="24"/>
+        </w:rPr>
+      </w:r>
+    </w:p>
+    <w:p>
+      <w:pPr>
+        <w:pStyle w:val="Default"/>
+        <w:spacing w:lineRule="auto" w:line="240" w:before="0" w:after="0"/>
+        <w:ind w:left="0" w:right="0" w:hanging="0"/>
+        <w:jc w:val="center"/>
+        <w:rPr>
+          <w:rFonts w:ascii="Times New Roman" w:hAnsi="Times New Roman"/>
+          <w:sz w:val="24"/>
+          <w:szCs w:val="24"/>
+        </w:rPr>
+      </w:pPr>
+      <w:r>
+        <w:rPr>
+          <w:sz w:val="24"/>
+          <w:szCs w:val="24"/>
+        </w:rPr>
+      </w:r>
+    </w:p>
+    <w:p>
+      <w:pPr>
+        <w:pStyle w:val="Default"/>
+        <w:spacing w:lineRule="auto" w:line="240" w:before="0" w:after="0"/>
+        <w:ind w:left="0" w:right="0" w:hanging="0"/>
+        <w:jc w:val="center"/>
+        <w:rPr>
+          <w:rFonts w:ascii="Times New Roman" w:hAnsi="Times New Roman"/>
+          <w:sz w:val="24"/>
+          <w:szCs w:val="24"/>
+        </w:rPr>
+      </w:pPr>
+      <w:r>
+        <w:rPr>
+          <w:sz w:val="24"/>
+          <w:szCs w:val="24"/>
+        </w:rPr>
+      </w:r>
+    </w:p>
+    <w:p>
+      <w:pPr>
+        <w:pStyle w:val="Default"/>
+        <w:spacing w:lineRule="auto" w:line="240" w:before="0" w:after="0"/>
+        <w:ind w:left="0" w:right="0" w:hanging="0"/>
+        <w:jc w:val="center"/>
+        <w:rPr>
+          <w:rFonts w:ascii="Times New Roman" w:hAnsi="Times New Roman"/>
+          <w:sz w:val="24"/>
+          <w:szCs w:val="24"/>
+        </w:rPr>
+      </w:pPr>
+      <w:r>
+        <w:rPr>
+          <w:sz w:val="24"/>
+          <w:szCs w:val="24"/>
+        </w:rPr>
+      </w:r>
+    </w:p>
+    <w:p>
+      <w:pPr>
+        <w:pStyle w:val="Default"/>
+        <w:spacing w:lineRule="auto" w:line="240" w:before="0" w:after="0"/>
+        <w:ind w:left="0" w:right="0" w:hanging="0"/>
+        <w:jc w:val="center"/>
+        <w:rPr>
+          <w:rFonts w:ascii="Times New Roman" w:hAnsi="Times New Roman"/>
+          <w:sz w:val="24"/>
+          <w:szCs w:val="24"/>
+        </w:rPr>
+      </w:pPr>
+      <w:r>
+        <w:rPr>
+          <w:sz w:val="24"/>
+          <w:szCs w:val="24"/>
+        </w:rPr>
+      </w:r>
+    </w:p>
+    <w:p>
+      <w:pPr>
+        <w:pStyle w:val="Default"/>
+        <w:spacing w:lineRule="auto" w:line="240" w:before="0" w:after="0"/>
+        <w:ind w:left="0" w:right="0" w:hanging="0"/>
+        <w:jc w:val="center"/>
+        <w:rPr>
+          <w:rFonts w:ascii="Times New Roman" w:hAnsi="Times New Roman"/>
+          <w:sz w:val="24"/>
+          <w:szCs w:val="24"/>
+        </w:rPr>
+      </w:pPr>
+      <w:r>
+        <w:rPr>
+          <w:sz w:val="24"/>
+          <w:szCs w:val="24"/>
+        </w:rPr>
+      </w:r>
+    </w:p>
+    <w:p>
+      <w:pPr>
+        <w:pStyle w:val="Default"/>
+        <w:spacing w:lineRule="auto" w:line="240" w:before="0" w:after="0"/>
+        <w:ind w:left="0" w:right="0" w:hanging="0"/>
+        <w:jc w:val="center"/>
+        <w:rPr>
+          <w:rFonts w:ascii="Times New Roman" w:hAnsi="Times New Roman"/>
+          <w:sz w:val="24"/>
+          <w:szCs w:val="24"/>
+        </w:rPr>
+      </w:pPr>
+      <w:r>
+        <w:rPr>
+          <w:sz w:val="24"/>
+          <w:szCs w:val="24"/>
+        </w:rPr>
+      </w:r>
+    </w:p>
+    <w:p>
+      <w:pPr>
+        <w:pStyle w:val="Default"/>
+        <w:spacing w:lineRule="auto" w:line="240" w:before="0" w:after="0"/>
+        <w:ind w:left="0" w:right="0" w:hanging="0"/>
+        <w:jc w:val="center"/>
+        <w:rPr>
+          <w:rFonts w:ascii="Times New Roman" w:hAnsi="Times New Roman"/>
+          <w:sz w:val="24"/>
+          <w:szCs w:val="24"/>
+        </w:rPr>
+      </w:pPr>
+      <w:r>
+        <w:rPr>
+          <w:sz w:val="24"/>
+          <w:szCs w:val="24"/>
+        </w:rPr>
+      </w:r>
+    </w:p>
+    <w:p>
+      <w:pPr>
+        <w:pStyle w:val="Default"/>
+        <w:spacing w:lineRule="auto" w:line="240" w:before="0" w:after="0"/>
+        <w:ind w:left="0" w:right="0" w:hanging="0"/>
+        <w:jc w:val="center"/>
+        <w:rPr>
+          <w:rFonts w:ascii="Times New Roman" w:hAnsi="Times New Roman"/>
+          <w:sz w:val="24"/>
+          <w:szCs w:val="24"/>
         </w:rPr>
       </w:pPr>
       <w:r>
@@ -8347,7 +8848,7 @@
     <w:pPr>
       <w:widowControl/>
       <w:suppressAutoHyphens w:val="true"/>
-      <w:overflowPunct w:val="false"/>
+      <w:overflowPunct w:val="true"/>
       <w:bidi w:val="0"/>
       <w:spacing w:before="0" w:after="0"/>
       <w:jc w:val="left"/>
@@ -8367,7 +8868,7 @@
     <w:pPr>
       <w:widowControl w:val="false"/>
       <w:suppressAutoHyphens w:val="true"/>
-      <w:overflowPunct w:val="false"/>
+      <w:overflowPunct w:val="true"/>
       <w:bidi w:val="0"/>
       <w:spacing w:before="0" w:after="0"/>
       <w:jc w:val="left"/>
@@ -8387,7 +8888,7 @@
     <w:pPr>
       <w:widowControl/>
       <w:suppressAutoHyphens w:val="true"/>
-      <w:overflowPunct w:val="false"/>
+      <w:overflowPunct w:val="true"/>
       <w:bidi w:val="0"/>
       <w:spacing w:lineRule="auto" w:line="288" w:before="0" w:after="0"/>
       <w:jc w:val="left"/>
